--- a/downloads/sections/t10-l04-analytics-and-surveys-sit-beside-the-call-ecosystem.docx
+++ b/downloads/sections/t10-l04-analytics-and-surveys-sit-beside-the-call-ecosystem.docx
@@ -24,7 +24,7 @@
     </w:p>
     <w:p>
       <w:r>
-        <w:t>confirm. Screen names inside a partner analytics tool are not copied here.. last checked 2026-10.</w:t>
+        <w:t>confirm. Screen names inside a partner analytics tool are not copied here. last checked 2026-10.</w:t>
       </w:r>
     </w:p>
   </w:body>
